--- a/courts/tenth-circuit/kansas/federal/district/motion-brief/docx/reference.docx
+++ b/courts/tenth-circuit/kansas/federal/district/motion-brief/docx/reference.docx
@@ -340,35 +340,35 @@
     </w:pPr>
     <w:r>
       <w:rPr>
-        <w:rFonts w:ascii="Liberation Serif" w:hAnsi="Liberation Serif"/>
+        <w:rFonts w:ascii="Times New Roman" w:hAnsi="Times New Roman"/>
         <w:sz w:val="24"/>
       </w:rPr>
       <w:fldChar w:fldCharType="begin"/>
     </w:r>
     <w:r>
       <w:rPr>
-        <w:rFonts w:ascii="Liberation Serif" w:hAnsi="Liberation Serif"/>
+        <w:rFonts w:ascii="Times New Roman" w:hAnsi="Times New Roman"/>
         <w:sz w:val="24"/>
       </w:rPr>
       <w:instrText xml:space="preserve"> PAGE </w:instrText>
     </w:r>
     <w:r>
       <w:rPr>
-        <w:rFonts w:ascii="Liberation Serif" w:hAnsi="Liberation Serif"/>
+        <w:rFonts w:ascii="Times New Roman" w:hAnsi="Times New Roman"/>
         <w:sz w:val="24"/>
       </w:rPr>
       <w:fldChar w:fldCharType="separate"/>
     </w:r>
     <w:r>
       <w:rPr>
-        <w:rFonts w:ascii="Liberation Serif" w:hAnsi="Liberation Serif"/>
+        <w:rFonts w:ascii="Times New Roman" w:hAnsi="Times New Roman"/>
         <w:sz w:val="24"/>
       </w:rPr>
       <w:t>1</w:t>
     </w:r>
     <w:r>
       <w:rPr>
-        <w:rFonts w:ascii="Liberation Serif" w:hAnsi="Liberation Serif"/>
+        <w:rFonts w:ascii="Times New Roman" w:hAnsi="Times New Roman"/>
         <w:sz w:val="24"/>
       </w:rPr>
       <w:fldChar w:fldCharType="end"/>
@@ -536,7 +536,7 @@
   <w:docDefaults>
     <w:rPrDefault>
       <w:rPr>
-        <w:rFonts w:ascii="Liberation Serif" w:hAnsi="Liberation Serif" w:eastAsia="Liberation Serif" w:cs="Liberation Serif"/>
+        <w:rFonts w:ascii="Times New Roman" w:hAnsi="Times New Roman" w:eastAsia="Times New Roman" w:cs="Times New Roman"/>
         <w:sz w:val="24"/>
         <w:szCs w:val="24"/>
         <w:lang w:val="en-US" w:eastAsia="zh-CN" w:bidi="ar-SA"/>
@@ -1057,7 +1057,7 @@
       <w:ind w:firstLine="0"/>
     </w:pPr>
     <w:rPr>
-      <w:rFonts w:ascii="Liberation Serif" w:hAnsi="Liberation Serif" w:eastAsia="Liberation Serif" w:cs="Liberation Serif"/>
+      <w:rFonts w:ascii="Times New Roman" w:hAnsi="Times New Roman" w:eastAsia="Times New Roman" w:cs="Times New Roman"/>
       <w:sz w:val="24"/>
       <w:szCs w:val="24"/>
     </w:rPr>

--- a/courts/tenth-circuit/kansas/federal/district/motion-brief/docx/reference.docx
+++ b/courts/tenth-circuit/kansas/federal/district/motion-brief/docx/reference.docx
@@ -316,7 +316,6 @@
     <w:sectPr>
       <w:footerReference w:type="default" r:id="rId100"/>
       <w:footnotePr>
-        <w:numRestart w:val="eachSect"/>
       </w:footnotePr>
       <w:pgSz w:w="12240" w:h="15840"/>
       <w:pgMar w:top="1440" w:right="1440" w:bottom="1440" w:left="1440" w:header="720" w:footer="720" w:gutter="0"/>
